--- a/docs/dbmigrate/iteration2/SQLiteDatabaseGuide2.docx
+++ b/docs/dbmigrate/iteration2/SQLiteDatabaseGuide2.docx
@@ -284,7 +284,7 @@
               <w:pStyle w:val="TableText"/>
             </w:pPr>
             <w:r>
-              <w:t xml:space="preserve">dbmigrate export/import run on 2026-09-21 22:28:43 UTC</w:t>
+              <w:t xml:space="preserve">dbmigrate export/import run on 2026-09-22 17:17:43 UTC</w:t>
             </w:r>
           </w:p>
         </w:tc>
@@ -6148,6 +6148,81 @@
           </w:p>
         </w:tc>
       </w:tr>
+      <w:tr>
+        <w:trPr>
+          <w:cantSplit/>
+        </w:trPr>
+        <w:tc>
+          <w:tcPr>
+            <w:tcW w:w="2100" w:type="dxa"/>
+            <w:vAlign w:val="center"/>
+          </w:tcPr>
+          <w:p>
+            <w:pPr>
+              <w:pStyle w:val="TableText"/>
+            </w:pPr>
+            <w:r>
+              <w:t xml:space="preserve">MustResetPassword</w:t>
+            </w:r>
+          </w:p>
+        </w:tc>
+        <w:tc>
+          <w:tcPr>
+            <w:tcW w:w="1500" w:type="dxa"/>
+            <w:vAlign w:val="center"/>
+          </w:tcPr>
+          <w:p>
+            <w:pPr>
+              <w:pStyle w:val="TableText"/>
+            </w:pPr>
+            <w:r>
+              <w:t xml:space="preserve">INTEGER</w:t>
+            </w:r>
+          </w:p>
+        </w:tc>
+        <w:tc>
+          <w:tcPr>
+            <w:tcW w:w="1000" w:type="dxa"/>
+            <w:vAlign w:val="center"/>
+          </w:tcPr>
+          <w:p>
+            <w:pPr>
+              <w:pStyle w:val="TableText"/>
+            </w:pPr>
+            <w:r>
+              <w:t xml:space="preserve">Yes</w:t>
+            </w:r>
+          </w:p>
+        </w:tc>
+        <w:tc>
+          <w:tcPr>
+            <w:tcW w:w="1760" w:type="dxa"/>
+            <w:vAlign w:val="center"/>
+          </w:tcPr>
+          <w:p>
+            <w:pPr>
+              <w:pStyle w:val="TableText"/>
+            </w:pPr>
+            <w:r>
+              <w:t xml:space="preserve">0</w:t>
+            </w:r>
+          </w:p>
+        </w:tc>
+        <w:tc>
+          <w:tcPr>
+            <w:tcW w:w="3000" w:type="dxa"/>
+            <w:vAlign w:val="center"/>
+          </w:tcPr>
+          <w:p>
+            <w:pPr>
+              <w:pStyle w:val="TableText"/>
+            </w:pPr>
+            <w:r>
+              <w:t xml:space="preserve"/>
+            </w:r>
+          </w:p>
+        </w:tc>
+      </w:tr>
     </w:tbl>
     <w:p>
       <w:pPr>
@@ -9758,7 +9833,7 @@
     </w:p>
     <w:p>
       <w:r>
-        <w:t xml:space="preserve">The Users table contains the Identity credential columns PasswordHash and SecurityStamp, copied unchanged from the source so the copy is complete. This guide does not show their values and none of its queries read them. Treat the database file as sensitive and do not share or commit it.</w:t>
+        <w:t xml:space="preserve">The Users table contains the Identity credential columns PasswordHash and SecurityStamp. As part of this migration's one-time-bootstrap policy, every row has these set to NULL, and a new MustResetPassword column set to 1: no usable legacy credential was carried into this database, and every migrated account must reset its password on first login. This guide does not show credential values and none of its queries read them.</w:t>
       </w:r>
     </w:p>
     <w:p>
@@ -9829,7 +9904,7 @@
         <w:pStyle w:val="ListBullet"/>
       </w:pPr>
       <w:r>
-        <w:t xml:space="preserve">Portable: the two files the export writes, 01-schema.sql and 02-data.sql. They are plain SQLite SQL text (UTF-8 without BOM, LF line ends). They are the only things that cross from Windows to Linux.</w:t>
+        <w:t xml:space="preserve">Portable: the two files the export writes, 01-schema.sql and 02-data-sanitized.sql. They are plain SQLite SQL text (UTF-8 without BOM, LF line ends). They are the only things that cross from Windows to Linux.</w:t>
       </w:r>
     </w:p>
     <w:p>
@@ -9963,7 +10038,7 @@
               <w:pStyle w:val="TableText"/>
             </w:pPr>
             <w:r>
-              <w:t xml:space="preserve">4040 bytes</w:t>
+              <w:t xml:space="preserve">4130 bytes</w:t>
             </w:r>
           </w:p>
         </w:tc>
@@ -9977,7 +10052,7 @@
               <w:pStyle w:val="TableText"/>
             </w:pPr>
             <w:r>
-              <w:t xml:space="preserve">f0b3a4bbd89d972f46676ea836a7d8cfd22e7f0cec866ff1762903a89f4a1ab4</w:t>
+              <w:t xml:space="preserve">72d62510dfc78e0be541addc5c2f3d15d26fb586b0d52eb487c4b04d0f67a017</w:t>
             </w:r>
           </w:p>
         </w:tc>
@@ -9996,7 +10071,7 @@
               <w:pStyle w:val="TableText"/>
             </w:pPr>
             <w:r>
-              <w:t xml:space="preserve">02-data.sql</w:t>
+              <w:t xml:space="preserve">02-data-sanitized.sql</w:t>
             </w:r>
           </w:p>
         </w:tc>
@@ -10010,7 +10085,7 @@
               <w:pStyle w:val="TableText"/>
             </w:pPr>
             <w:r>
-              <w:t xml:space="preserve">16023 bytes</w:t>
+              <w:t xml:space="preserve">14880 bytes</w:t>
             </w:r>
           </w:p>
         </w:tc>
@@ -10024,7 +10099,7 @@
               <w:pStyle w:val="TableText"/>
             </w:pPr>
             <w:r>
-              <w:t xml:space="preserve">d800a8c715e152459e44d67f7f9253c8c42a3fe9c2aa41c51139f1e6c5382a7b</w:t>
+              <w:t xml:space="preserve">4752e8c463068a5d3767f0f8441c2dd39ced67985db960a1e823894b77b17c32</w:t>
             </w:r>
           </w:p>
         </w:tc>
@@ -10037,7 +10112,7 @@
     </w:p>
     <w:p>
       <w:r>
-        <w:t xml:space="preserve">Both files are in tools\dbmigrate\iteration2 on the Windows machine. 02-data.sql contains the password hashes from the Identity tables, so treat it as sensitive: do not commit it or share it.</w:t>
+        <w:t xml:space="preserve">Both files are in tools\dbmigrate\iteration2 on the Windows machine. 02-data-sanitized.sql has already had PasswordHash/SecurityStamp set to NULL for every Users row (section 7), so it carries no credential material. Whether any other column should be treated as sensitive has not been evaluated for this database and is a separate decision.</w:t>
       </w:r>
     </w:p>
     <w:p>
@@ -10069,7 +10144,7 @@
         <w:pStyle w:val="Code"/>
       </w:pPr>
       <w:r>
-        <w:t xml:space="preserve">docker cp tools\dbmigrate\iteration2\02-data.sql mar-sqlite:/tmp/02-data.sql</w:t>
+        <w:t xml:space="preserve">docker cp tools\dbmigrate\iteration2\02-data-sanitized.sql mar-sqlite:/tmp/02-data-sanitized.sql</w:t>
       </w:r>
     </w:p>
     <w:p>
@@ -10093,7 +10168,7 @@
         <w:pStyle w:val="Code"/>
       </w:pPr>
       <w:r>
-        <w:t xml:space="preserve">scp 01-schema.sql 02-data.sql user@linuxhost:/tmp/</w:t>
+        <w:t xml:space="preserve">scp 01-schema.sql 02-data-sanitized.sql user@linuxhost:/tmp/</w:t>
       </w:r>
     </w:p>
     <w:p>
@@ -10111,7 +10186,7 @@
         <w:pStyle w:val="Code"/>
       </w:pPr>
       <w:r>
-        <w:t xml:space="preserve">docker exec mar-sqlite sha256sum /tmp/01-schema.sql /tmp/02-data.sql</w:t>
+        <w:t xml:space="preserve">docker exec mar-sqlite sha256sum /tmp/01-schema.sql /tmp/02-data-sanitized.sql</w:t>
       </w:r>
     </w:p>
     <w:p>
@@ -10119,7 +10194,7 @@
         <w:pStyle w:val="Code"/>
       </w:pPr>
       <w:r>
-        <w:t xml:space="preserve">sha256sum /tmp/01-schema.sql /tmp/02-data.sql</w:t>
+        <w:t xml:space="preserve">sha256sum /tmp/01-schema.sql /tmp/02-data-sanitized.sql</w:t>
       </w:r>
     </w:p>
     <w:p>
@@ -10166,7 +10241,7 @@
         <w:pStyle w:val="Code"/>
       </w:pPr>
       <w:r>
-        <w:t xml:space="preserve">type tools\dbmigrate\iteration2\02-data.sql | docker exec -i mar-sqlite sqlite3 -bail /data/masterantique.sqlite</w:t>
+        <w:t xml:space="preserve">type tools\dbmigrate\iteration2\02-data-sanitized.sql | docker exec -i mar-sqlite sqlite3 -bail /data/masterantique.sqlite</w:t>
       </w:r>
     </w:p>
     <w:p>
@@ -10179,7 +10254,7 @@
         <w:pStyle w:val="Code"/>
       </w:pPr>
       <w:r>
-        <w:t xml:space="preserve">docker exec mar-sqlite sh -c "sqlite3 -bail /data/masterantique.sqlite &lt; /tmp/01-schema.sql &amp;&amp; sqlite3 -bail /data/masterantique.sqlite &lt; /tmp/02-data.sql"</w:t>
+        <w:t xml:space="preserve">docker exec mar-sqlite sh -c "sqlite3 -bail /data/masterantique.sqlite &lt; /tmp/01-schema.sql &amp;&amp; sqlite3 -bail /data/masterantique.sqlite &lt; /tmp/02-data-sanitized.sql"</w:t>
       </w:r>
     </w:p>
     <w:p>
@@ -10216,7 +10291,7 @@
         <w:pStyle w:val="Code"/>
       </w:pPr>
       <w:r>
-        <w:t xml:space="preserve">sqlite3 -bail /data/masterantique.sqlite &lt; /tmp/02-data.sql</w:t>
+        <w:t xml:space="preserve">sqlite3 -bail /data/masterantique.sqlite &lt; /tmp/02-data-sanitized.sql</w:t>
       </w:r>
     </w:p>
     <w:p>
